--- a/cv/andrew-tran-cv.docx
+++ b/cv/andrew-tran-cv.docx
@@ -9,8 +9,6 @@
           <w:rFonts w:cstheme="minorHAnsi"/>
           <w:b/>
           <w:bCs/>
-          <w:sz w:val="28"/>
-          <w:szCs w:val="28"/>
         </w:rPr>
       </w:pPr>
       <w:r>
@@ -18,106 +16,92 @@
           <w:rFonts w:cstheme="minorHAnsi"/>
           <w:b/>
           <w:bCs/>
-          <w:sz w:val="28"/>
-          <w:szCs w:val="28"/>
         </w:rPr>
         <w:t>Andrew D. Tran, PharmD, BCPS, BCACP, CDCES</w:t>
       </w:r>
     </w:p>
     <w:p>
       <w:pPr>
-        <w:jc w:val="center"/>
-        <w:rPr>
-          <w:rFonts w:cstheme="minorHAnsi"/>
-          <w:sz w:val="28"/>
-          <w:szCs w:val="28"/>
-        </w:rPr>
-      </w:pPr>
-      <w:r>
-        <w:rPr>
-          <w:rFonts w:cstheme="minorHAnsi"/>
-          <w:sz w:val="28"/>
-          <w:szCs w:val="28"/>
-        </w:rPr>
-        <w:t>Georgetown, TX</w:t>
-      </w:r>
-    </w:p>
-    <w:p>
-      <w:pPr>
         <w:pStyle w:val="ContactInfo"/>
         <w:rPr>
-          <w:rFonts w:asciiTheme="minorHAnsi" w:hAnsiTheme="minorHAnsi" w:cstheme="minorHAnsi"/>
-          <w:sz w:val="28"/>
-          <w:szCs w:val="28"/>
+          <w:rFonts w:asciiTheme="minorHAnsi" w:eastAsia="Times New Roman" w:hAnsiTheme="minorHAnsi" w:cstheme="minorHAnsi"/>
+          <w:sz w:val="24"/>
+          <w:szCs w:val="24"/>
+          <w:bdr w:val="none" w:sz="0" w:space="0" w:color="auto" w:frame="1"/>
+          <w:shd w:val="clear" w:color="auto" w:fill="FFFFFF"/>
         </w:rPr>
       </w:pPr>
       <w:r>
         <w:rPr>
           <w:rFonts w:asciiTheme="minorHAnsi" w:hAnsiTheme="minorHAnsi" w:cstheme="minorHAnsi"/>
-          <w:sz w:val="28"/>
-          <w:szCs w:val="28"/>
+          <w:sz w:val="24"/>
+          <w:szCs w:val="24"/>
         </w:rPr>
-        <w:fldChar w:fldCharType="begin"/>
-      </w:r>
-      <w:r>
-        <w:rPr>
-          <w:rFonts w:asciiTheme="minorHAnsi" w:hAnsiTheme="minorHAnsi" w:cstheme="minorHAnsi"/>
-          <w:sz w:val="28"/>
-          <w:szCs w:val="28"/>
-        </w:rPr>
-        <w:instrText>HYPERLINK "mailto:andrew.tran@utexas.edu"</w:instrText>
-      </w:r>
-      <w:r>
-        <w:rPr>
-          <w:rFonts w:asciiTheme="minorHAnsi" w:hAnsiTheme="minorHAnsi" w:cstheme="minorHAnsi"/>
-          <w:sz w:val="28"/>
-          <w:szCs w:val="28"/>
-        </w:rPr>
-      </w:r>
-      <w:r>
-        <w:rPr>
-          <w:rFonts w:asciiTheme="minorHAnsi" w:hAnsiTheme="minorHAnsi" w:cstheme="minorHAnsi"/>
-          <w:sz w:val="28"/>
-          <w:szCs w:val="28"/>
-        </w:rPr>
-        <w:fldChar w:fldCharType="separate"/>
-      </w:r>
-      <w:r>
-        <w:rPr>
-          <w:rStyle w:val="Hyperlink"/>
-          <w:rFonts w:asciiTheme="minorHAnsi" w:eastAsia="Times New Roman" w:hAnsiTheme="minorHAnsi" w:cstheme="minorHAnsi"/>
-          <w:sz w:val="28"/>
-          <w:szCs w:val="28"/>
-          <w:bdr w:val="none" w:sz="0" w:space="0" w:color="auto" w:frame="1"/>
-          <w:shd w:val="clear" w:color="auto" w:fill="FFFFFF"/>
-        </w:rPr>
-        <w:t>andrew.tran@utexas.edu</w:t>
-      </w:r>
-      <w:r>
-        <w:rPr>
-          <w:rFonts w:asciiTheme="minorHAnsi" w:hAnsiTheme="minorHAnsi" w:cstheme="minorHAnsi"/>
-          <w:sz w:val="28"/>
-          <w:szCs w:val="28"/>
-        </w:rPr>
-        <w:fldChar w:fldCharType="end"/>
-      </w:r>
-      <w:r>
-        <w:rPr>
-          <w:rFonts w:asciiTheme="minorHAnsi" w:eastAsia="Times New Roman" w:hAnsiTheme="minorHAnsi" w:cstheme="minorHAnsi"/>
-          <w:sz w:val="28"/>
-          <w:szCs w:val="28"/>
-          <w:bdr w:val="none" w:sz="0" w:space="0" w:color="auto" w:frame="1"/>
-          <w:shd w:val="clear" w:color="auto" w:fill="FFFFFF"/>
-        </w:rPr>
-        <w:t xml:space="preserve"> | </w:t>
+        <w:t xml:space="preserve">email: </w:t>
       </w:r>
       <w:hyperlink r:id="rId8" w:history="1">
         <w:r>
           <w:rPr>
             <w:rStyle w:val="Hyperlink"/>
             <w:rFonts w:asciiTheme="minorHAnsi" w:eastAsia="Times New Roman" w:hAnsiTheme="minorHAnsi" w:cstheme="minorHAnsi"/>
-            <w:sz w:val="28"/>
-            <w:szCs w:val="28"/>
+            <w:sz w:val="24"/>
+            <w:szCs w:val="24"/>
+            <w:bdr w:val="none" w:sz="0" w:space="0" w:color="auto" w:frame="1"/>
+            <w:shd w:val="clear" w:color="auto" w:fill="FFFFFF"/>
+          </w:rPr>
+          <w:t>andrew.tran@utexas.edu</w:t>
+        </w:r>
+      </w:hyperlink>
+      <w:r>
+        <w:rPr>
+          <w:rFonts w:asciiTheme="minorHAnsi" w:eastAsia="Times New Roman" w:hAnsiTheme="minorHAnsi" w:cstheme="minorHAnsi"/>
+          <w:sz w:val="24"/>
+          <w:szCs w:val="24"/>
+          <w:bdr w:val="none" w:sz="0" w:space="0" w:color="auto" w:frame="1"/>
+          <w:shd w:val="clear" w:color="auto" w:fill="FFFFFF"/>
+        </w:rPr>
+        <w:t xml:space="preserve"> |</w:t>
+      </w:r>
+      <w:hyperlink r:id="rId9" w:history="1">
+        <w:r>
+          <w:rPr>
+            <w:rStyle w:val="Hyperlink"/>
+            <w:rFonts w:asciiTheme="minorHAnsi" w:eastAsia="Times New Roman" w:hAnsiTheme="minorHAnsi" w:cstheme="minorHAnsi"/>
+            <w:sz w:val="24"/>
+            <w:szCs w:val="24"/>
+            <w:bdr w:val="none" w:sz="0" w:space="0" w:color="auto" w:frame="1"/>
+            <w:shd w:val="clear" w:color="auto" w:fill="FFFFFF"/>
+          </w:rPr>
+          <w:t>https://atranpharmd.github.io</w:t>
+        </w:r>
+      </w:hyperlink>
+      <w:r>
+        <w:rPr>
+          <w:rFonts w:asciiTheme="minorHAnsi" w:eastAsia="Times New Roman" w:hAnsiTheme="minorHAnsi" w:cstheme="minorHAnsi"/>
+          <w:sz w:val="24"/>
+          <w:szCs w:val="24"/>
+          <w:bdr w:val="none" w:sz="0" w:space="0" w:color="auto" w:frame="1"/>
+          <w:shd w:val="clear" w:color="auto" w:fill="FFFFFF"/>
+        </w:rPr>
+        <w:t>|</w:t>
+      </w:r>
+    </w:p>
+    <w:p>
+      <w:pPr>
+        <w:pStyle w:val="ContactInfo"/>
+        <w:rPr>
+          <w:rFonts w:asciiTheme="minorHAnsi" w:hAnsiTheme="minorHAnsi" w:cstheme="minorHAnsi"/>
+          <w:sz w:val="24"/>
+          <w:szCs w:val="24"/>
+        </w:rPr>
+      </w:pPr>
+      <w:hyperlink r:id="rId10" w:history="1">
+        <w:r>
+          <w:rPr>
+            <w:rStyle w:val="Hyperlink"/>
+            <w:rFonts w:asciiTheme="minorHAnsi" w:eastAsia="Times New Roman" w:hAnsiTheme="minorHAnsi" w:cstheme="minorHAnsi"/>
+            <w:sz w:val="24"/>
+            <w:szCs w:val="24"/>
             <w:bdr w:val="none" w:sz="0" w:space="0" w:color="auto" w:frame="1"/>
             <w:shd w:val="clear" w:color="auto" w:fill="FFFFFF"/>
           </w:rPr>
@@ -203,6 +187,24 @@
         </w:tc>
       </w:tr>
       <w:tr>
+        <w:trPr>
+          <w:trHeight w:val="117"/>
+        </w:trPr>
+        <w:tc>
+          <w:tcPr>
+            <w:tcW w:w="10080" w:type="dxa"/>
+            <w:gridSpan w:val="2"/>
+          </w:tcPr>
+          <w:p>
+            <w:pPr>
+              <w:rPr>
+                <w:rFonts w:cstheme="minorHAnsi"/>
+              </w:rPr>
+            </w:pPr>
+          </w:p>
+        </w:tc>
+      </w:tr>
+      <w:tr>
         <w:tc>
           <w:tcPr>
             <w:tcW w:w="10080" w:type="dxa"/>
@@ -245,14 +247,7 @@
                 <w:rStyle w:val="NormalBold"/>
                 <w:rFonts w:cstheme="minorHAnsi"/>
               </w:rPr>
-              <w:t xml:space="preserve">PGY-1 Community Pharmacy Residency </w:t>
-            </w:r>
-            <w:r>
-              <w:rPr>
-                <w:rStyle w:val="NormalBold"/>
-                <w:rFonts w:cstheme="minorHAnsi"/>
-              </w:rPr>
-              <w:t>– Ambulatory Care Focus</w:t>
+              <w:t>PGY-1 Community Pharmacy Residency – Ambulatory Care Focus</w:t>
             </w:r>
           </w:p>
           <w:p>
@@ -273,29 +268,7 @@
                 <w:i/>
                 <w:iCs/>
               </w:rPr>
-              <w:t xml:space="preserve">Penobscot Community Health </w:t>
-            </w:r>
-            <w:proofErr w:type="gramStart"/>
-            <w:r>
-              <w:rPr>
-                <w:rStyle w:val="NormalBold"/>
-                <w:rFonts w:cstheme="minorHAnsi"/>
-                <w:b w:val="0"/>
-                <w:i/>
-                <w:iCs/>
-              </w:rPr>
-              <w:t>Care(</w:t>
-            </w:r>
-            <w:proofErr w:type="gramEnd"/>
-            <w:r>
-              <w:rPr>
-                <w:rStyle w:val="NormalBold"/>
-                <w:rFonts w:cstheme="minorHAnsi"/>
-                <w:b w:val="0"/>
-                <w:i/>
-                <w:iCs/>
-              </w:rPr>
-              <w:t>PCHC)</w:t>
+              <w:t>Penobscot Community Health Care(PCHC)</w:t>
             </w:r>
           </w:p>
           <w:p>
@@ -477,15 +450,6 @@
               <w:t xml:space="preserve">Austin Community College </w:t>
             </w:r>
           </w:p>
-          <w:p>
-            <w:pPr>
-              <w:rPr>
-                <w:rStyle w:val="NormalBold"/>
-                <w:rFonts w:cstheme="minorHAnsi"/>
-                <w:b w:val="0"/>
-              </w:rPr>
-            </w:pPr>
-          </w:p>
         </w:tc>
         <w:tc>
           <w:tcPr>
@@ -522,6 +486,37 @@
         </w:tc>
       </w:tr>
       <w:tr>
+        <w:trPr>
+          <w:trHeight w:val="234"/>
+        </w:trPr>
+        <w:tc>
+          <w:tcPr>
+            <w:tcW w:w="7290" w:type="dxa"/>
+          </w:tcPr>
+          <w:p>
+            <w:pPr>
+              <w:rPr>
+                <w:rStyle w:val="NormalBold"/>
+                <w:rFonts w:cstheme="minorHAnsi"/>
+              </w:rPr>
+            </w:pPr>
+          </w:p>
+        </w:tc>
+        <w:tc>
+          <w:tcPr>
+            <w:tcW w:w="2790" w:type="dxa"/>
+          </w:tcPr>
+          <w:p>
+            <w:pPr>
+              <w:jc w:val="right"/>
+              <w:rPr>
+                <w:rFonts w:cstheme="minorHAnsi"/>
+              </w:rPr>
+            </w:pPr>
+          </w:p>
+        </w:tc>
+      </w:tr>
+      <w:tr>
         <w:tc>
           <w:tcPr>
             <w:tcW w:w="10080" w:type="dxa"/>
@@ -562,13 +557,6 @@
                 <w:rFonts w:cstheme="minorHAnsi"/>
               </w:rPr>
               <w:t>Engage Clinical Pharmacist</w:t>
-            </w:r>
-            <w:r>
-              <w:rPr>
-                <w:rStyle w:val="NormalBold"/>
-                <w:rFonts w:cstheme="minorHAnsi"/>
-              </w:rPr>
-              <w:t xml:space="preserve"> </w:t>
             </w:r>
           </w:p>
           <w:p>
@@ -582,7 +570,6 @@
                 <w:iCs/>
               </w:rPr>
             </w:pPr>
-            <w:proofErr w:type="spellStart"/>
             <w:r>
               <w:rPr>
                 <w:rStyle w:val="NormalBold"/>
@@ -592,56 +579,26 @@
                 <w:i/>
                 <w:iCs/>
               </w:rPr>
-              <w:t>Stellus</w:t>
-            </w:r>
-            <w:proofErr w:type="spellEnd"/>
-            <w:r>
+              <w:t>Stellus RX</w:t>
+            </w:r>
+          </w:p>
+          <w:p>
+            <w:pPr>
               <w:rPr>
                 <w:rStyle w:val="NormalBold"/>
                 <w:rFonts w:cstheme="minorHAnsi"/>
                 <w:b w:val="0"/>
                 <w:bCs/>
-                <w:i/>
-                <w:iCs/>
-              </w:rPr>
-              <w:t xml:space="preserve"> RX</w:t>
-            </w:r>
-          </w:p>
-          <w:p>
-            <w:pPr>
+              </w:rPr>
+            </w:pPr>
+            <w:r>
               <w:rPr>
                 <w:rStyle w:val="NormalBold"/>
                 <w:rFonts w:cstheme="minorHAnsi"/>
                 <w:b w:val="0"/>
                 <w:bCs/>
               </w:rPr>
-            </w:pPr>
-            <w:r>
-              <w:rPr>
-                <w:rStyle w:val="NormalBold"/>
-                <w:rFonts w:cstheme="minorHAnsi"/>
-                <w:b w:val="0"/>
-                <w:bCs/>
-              </w:rPr>
-              <w:t xml:space="preserve">Lead </w:t>
-            </w:r>
-            <w:r>
-              <w:rPr>
-                <w:rStyle w:val="NormalBold"/>
-                <w:rFonts w:cstheme="minorHAnsi"/>
-                <w:b w:val="0"/>
-                <w:bCs/>
-              </w:rPr>
-              <w:t xml:space="preserve">Engage </w:t>
-            </w:r>
-            <w:r>
-              <w:rPr>
-                <w:rStyle w:val="NormalBold"/>
-                <w:rFonts w:cstheme="minorHAnsi"/>
-                <w:b w:val="0"/>
-                <w:bCs/>
-              </w:rPr>
-              <w:t>Clinical Pharmacist – Alisa Sudaz, PharmD</w:t>
+              <w:t>Lead Engage Clinical Pharmacist – Alisa Sudaz, PharmD</w:t>
             </w:r>
           </w:p>
         </w:tc>
@@ -660,19 +617,7 @@
               <w:rPr>
                 <w:rFonts w:cstheme="minorHAnsi"/>
               </w:rPr>
-              <w:t xml:space="preserve">08/2026 </w:t>
-            </w:r>
-            <w:r>
-              <w:rPr>
-                <w:rFonts w:cstheme="minorHAnsi"/>
-              </w:rPr>
-              <w:t>–</w:t>
-            </w:r>
-            <w:r>
-              <w:rPr>
-                <w:rFonts w:cstheme="minorHAnsi"/>
-              </w:rPr>
-              <w:t xml:space="preserve"> Present</w:t>
+              <w:t>08/2026 – Present</w:t>
             </w:r>
           </w:p>
           <w:p>
@@ -712,19 +657,7 @@
               <w:rPr>
                 <w:rFonts w:asciiTheme="minorHAnsi" w:hAnsiTheme="minorHAnsi" w:cstheme="minorHAnsi"/>
               </w:rPr>
-              <w:t>Manage</w:t>
-            </w:r>
-            <w:r>
-              <w:rPr>
-                <w:rFonts w:asciiTheme="minorHAnsi" w:hAnsiTheme="minorHAnsi" w:cstheme="minorHAnsi"/>
-              </w:rPr>
-              <w:t xml:space="preserve"> </w:t>
-            </w:r>
-            <w:r>
-              <w:rPr>
-                <w:rFonts w:asciiTheme="minorHAnsi" w:hAnsiTheme="minorHAnsi" w:cstheme="minorHAnsi"/>
-              </w:rPr>
-              <w:t xml:space="preserve">comprehensive medication management (CMM) for ambulatory care patients under a collaborative practice agreement, independently identifying and resolving drug therapy problems and adjusting regimens per clinic protocols to optimize outcomes. </w:t>
+              <w:t xml:space="preserve">Manage comprehensive medication management (CMM) for ambulatory care patients under a collaborative practice agreement, independently identifying and resolving drug therapy problems and adjusting regimens per clinic protocols to optimize outcomes. </w:t>
             </w:r>
           </w:p>
           <w:p>
@@ -760,19 +693,7 @@
               <w:rPr>
                 <w:rFonts w:asciiTheme="minorHAnsi" w:hAnsiTheme="minorHAnsi" w:cstheme="minorHAnsi"/>
               </w:rPr>
-              <w:t>Deliver</w:t>
-            </w:r>
-            <w:r>
-              <w:rPr>
-                <w:rFonts w:asciiTheme="minorHAnsi" w:hAnsiTheme="minorHAnsi" w:cstheme="minorHAnsi"/>
-              </w:rPr>
-              <w:t xml:space="preserve"> </w:t>
-            </w:r>
-            <w:r>
-              <w:rPr>
-                <w:rFonts w:asciiTheme="minorHAnsi" w:hAnsiTheme="minorHAnsi" w:cstheme="minorHAnsi"/>
-              </w:rPr>
-              <w:t>patient-centered medication and wellness education to support chronic disease management, while maintaining full compliance with regulatory and accreditation standards (e.g., The Joint Commission) in all documentation and care processes.</w:t>
+              <w:t>Deliver patient-centered medication and wellness education to support chronic disease management, while maintaining full compliance with regulatory and accreditation standards (e.g., The Joint Commission) in all documentation and care processes.</w:t>
             </w:r>
           </w:p>
         </w:tc>
@@ -862,15 +783,7 @@
                 <w:rFonts w:cstheme="minorHAnsi"/>
                 <w:b w:val="0"/>
               </w:rPr>
-              <w:t>Medical</w:t>
-            </w:r>
-            <w:r>
-              <w:rPr>
-                <w:rStyle w:val="NormalBold"/>
-                <w:rFonts w:cstheme="minorHAnsi"/>
-                <w:b w:val="0"/>
-              </w:rPr>
-              <w:t xml:space="preserve"> Director – Kathleen Halka, MD</w:t>
+              <w:t>Medical Director – Kathleen Halka, MD</w:t>
             </w:r>
           </w:p>
         </w:tc>
@@ -960,62 +873,20 @@
               <w:rPr>
                 <w:rFonts w:asciiTheme="minorHAnsi" w:hAnsiTheme="minorHAnsi" w:cstheme="minorHAnsi"/>
               </w:rPr>
-              <w:t>Managed a chronic disease management and therapeutic monitoring panel of approximately 1,100 patients across a 30-mile service radius, providing</w:t>
-            </w:r>
-            <w:r>
-              <w:rPr>
-                <w:rFonts w:asciiTheme="minorHAnsi" w:hAnsiTheme="minorHAnsi" w:cstheme="minorHAnsi"/>
-              </w:rPr>
-              <w:t xml:space="preserve"> patient care through</w:t>
-            </w:r>
-            <w:r>
-              <w:rPr>
-                <w:rFonts w:asciiTheme="minorHAnsi" w:hAnsiTheme="minorHAnsi" w:cstheme="minorHAnsi"/>
-              </w:rPr>
-              <w:t xml:space="preserve"> in-person point-of-care visits, peri-</w:t>
-            </w:r>
-            <w:r>
-              <w:rPr>
-                <w:rFonts w:asciiTheme="minorHAnsi" w:hAnsiTheme="minorHAnsi" w:cstheme="minorHAnsi"/>
-              </w:rPr>
               <w:lastRenderedPageBreak/>
-              <w:t xml:space="preserve">operative care planning, </w:t>
-            </w:r>
-            <w:r>
-              <w:rPr>
-                <w:rFonts w:asciiTheme="minorHAnsi" w:hAnsiTheme="minorHAnsi" w:cstheme="minorHAnsi"/>
-              </w:rPr>
-              <w:t xml:space="preserve">medication access assistance </w:t>
-            </w:r>
-            <w:r>
-              <w:rPr>
-                <w:rFonts w:asciiTheme="minorHAnsi" w:hAnsiTheme="minorHAnsi" w:cstheme="minorHAnsi"/>
-              </w:rPr>
-              <w:t xml:space="preserve">and hospital discharge follow-up for conditions including </w:t>
-            </w:r>
-            <w:r>
-              <w:rPr>
-                <w:rFonts w:asciiTheme="minorHAnsi" w:hAnsiTheme="minorHAnsi" w:cstheme="minorHAnsi"/>
-              </w:rPr>
-              <w:t xml:space="preserve">anticoagulation, </w:t>
-            </w:r>
-            <w:r>
-              <w:rPr>
-                <w:rFonts w:asciiTheme="minorHAnsi" w:hAnsiTheme="minorHAnsi" w:cstheme="minorHAnsi"/>
-              </w:rPr>
-              <w:t xml:space="preserve">diabetes, hypertension, </w:t>
-            </w:r>
-            <w:r>
-              <w:rPr>
-                <w:rFonts w:asciiTheme="minorHAnsi" w:hAnsiTheme="minorHAnsi" w:cstheme="minorHAnsi"/>
-              </w:rPr>
-              <w:t xml:space="preserve">and dyslipidemia </w:t>
-            </w:r>
-            <w:r>
-              <w:rPr>
-                <w:rFonts w:asciiTheme="minorHAnsi" w:hAnsiTheme="minorHAnsi" w:cstheme="minorHAnsi"/>
-              </w:rPr>
-              <w:t xml:space="preserve">under a collaborative practice agreement. </w:t>
+              <w:t>Managed a chronic disease management and therapeutic monitoring panel of approximately 1,100 patients across a 30-mile service radius, averaging 40 patient medication interventions daily</w:t>
+            </w:r>
+            <w:r>
+              <w:rPr>
+                <w:rFonts w:asciiTheme="minorHAnsi" w:hAnsiTheme="minorHAnsi" w:cstheme="minorHAnsi"/>
+              </w:rPr>
+              <w:t xml:space="preserve"> </w:t>
+            </w:r>
+            <w:r>
+              <w:rPr>
+                <w:rFonts w:asciiTheme="minorHAnsi" w:hAnsiTheme="minorHAnsi" w:cstheme="minorHAnsi"/>
+              </w:rPr>
+              <w:t xml:space="preserve">through in-person point-of-care visits, peri-operative care planning, medication access assistance, and hospital discharge follow-up for conditions including anticoagulation, diabetes, hypertension, and dyslipidemia under a collaborative practice agreement. </w:t>
             </w:r>
           </w:p>
           <w:p>
@@ -1033,7 +904,7 @@
               <w:rPr>
                 <w:rFonts w:asciiTheme="minorHAnsi" w:hAnsiTheme="minorHAnsi" w:cstheme="minorHAnsi"/>
               </w:rPr>
-              <w:t>Drove measurable clinical outcomes including a 26% improvement in time in therapeutic range (TTR) for anticoagulation patients and a 16% increase in guideline-directed statin prescribing, while supporting a pharmacist-led transitions-of-care home visit program that reduced 30-day hospital readmissions by 13 percentage points and generated an estimated $1.46M in cost avoidance.</w:t>
+              <w:t>Served as clinical informatics lead for the anticoagulation service line, authoring a comprehensive 75-page Protocols and Procedures manual, updating the collaborative practice agreement governing drug therapy management, and generating a standardized clinical workflow to drive consistent and evidence-based care.</w:t>
             </w:r>
           </w:p>
           <w:p>
@@ -1051,54 +922,8 @@
               <w:rPr>
                 <w:rFonts w:asciiTheme="minorHAnsi" w:hAnsiTheme="minorHAnsi" w:cstheme="minorHAnsi"/>
               </w:rPr>
-              <w:t>Served as clinical informatics lead for the anticoagulation service line, authoring a comprehensive 75-page Protocols and Procedures manual, updating the collaborative practice agreement governing drug therapy management, and generating a standardized clinical workflow to drive consistent</w:t>
-            </w:r>
-            <w:r>
-              <w:rPr>
-                <w:rFonts w:asciiTheme="minorHAnsi" w:hAnsiTheme="minorHAnsi" w:cstheme="minorHAnsi"/>
-              </w:rPr>
-              <w:t xml:space="preserve"> and </w:t>
-            </w:r>
-            <w:r>
-              <w:rPr>
-                <w:rFonts w:asciiTheme="minorHAnsi" w:hAnsiTheme="minorHAnsi" w:cstheme="minorHAnsi"/>
-              </w:rPr>
-              <w:t>evidence-based care</w:t>
-            </w:r>
-            <w:r>
-              <w:rPr>
-                <w:rFonts w:asciiTheme="minorHAnsi" w:hAnsiTheme="minorHAnsi" w:cstheme="minorHAnsi"/>
-              </w:rPr>
-              <w:t>.</w:t>
-            </w:r>
-          </w:p>
-        </w:tc>
-      </w:tr>
-      <w:tr>
-        <w:tc>
-          <w:tcPr>
-            <w:tcW w:w="7290" w:type="dxa"/>
-          </w:tcPr>
-          <w:p>
-            <w:pPr>
-              <w:rPr>
-                <w:rStyle w:val="NormalBold"/>
-                <w:rFonts w:cstheme="minorHAnsi"/>
-              </w:rPr>
-            </w:pPr>
-          </w:p>
-        </w:tc>
-        <w:tc>
-          <w:tcPr>
-            <w:tcW w:w="2790" w:type="dxa"/>
-          </w:tcPr>
-          <w:p>
-            <w:pPr>
-              <w:jc w:val="right"/>
-              <w:rPr>
-                <w:rFonts w:cstheme="minorHAnsi"/>
-              </w:rPr>
-            </w:pPr>
+              <w:t>Drove measurable clinical outcomes including a 26% improvement in time in therapeutic range (TTR) for anticoagulation patients and a 16% increase in guideline-directed statin prescribing, while supporting a pharmacist-led transitions-of-care home visit program that reduced 30-day hospital readmissions by 13 percentage points and generated an estimated $1.46M in cost avoidance.</w:t>
+            </w:r>
           </w:p>
         </w:tc>
       </w:tr>
@@ -1142,29 +967,7 @@
                 <w:i/>
                 <w:iCs/>
               </w:rPr>
-              <w:t>Ascensio</w:t>
-            </w:r>
-            <w:r>
-              <w:rPr>
-                <w:rStyle w:val="NormalBold"/>
-                <w:rFonts w:cstheme="minorHAnsi"/>
-                <w:b w:val="0"/>
-                <w:bCs/>
-                <w:i/>
-                <w:iCs/>
-              </w:rPr>
-              <w:t>n</w:t>
-            </w:r>
-            <w:r>
-              <w:rPr>
-                <w:rStyle w:val="NormalBold"/>
-                <w:rFonts w:cstheme="minorHAnsi"/>
-                <w:b w:val="0"/>
-                <w:bCs/>
-                <w:i/>
-                <w:iCs/>
-              </w:rPr>
-              <w:t xml:space="preserve"> Health</w:t>
+              <w:t>Ascension Health</w:t>
             </w:r>
           </w:p>
           <w:p>
@@ -1257,21 +1060,7 @@
               <w:rPr>
                 <w:rFonts w:asciiTheme="minorHAnsi" w:hAnsiTheme="minorHAnsi" w:cstheme="minorHAnsi"/>
               </w:rPr>
-              <w:t xml:space="preserve">Piloted and launched Ascension's new specialty pharmacy service line in Austin, spearheading development of the clinical protocols and </w:t>
-            </w:r>
-            <w:proofErr w:type="spellStart"/>
-            <w:r>
-              <w:rPr>
-                <w:rFonts w:asciiTheme="minorHAnsi" w:hAnsiTheme="minorHAnsi" w:cstheme="minorHAnsi"/>
-              </w:rPr>
-              <w:t>Therigy</w:t>
-            </w:r>
-            <w:proofErr w:type="spellEnd"/>
-            <w:r>
-              <w:rPr>
-                <w:rFonts w:asciiTheme="minorHAnsi" w:hAnsiTheme="minorHAnsi" w:cstheme="minorHAnsi"/>
-              </w:rPr>
-              <w:t xml:space="preserve">-based workflows that were later adopted nationally, expanding the program's reach to 38 states. </w:t>
+              <w:t xml:space="preserve">Piloted and launched Ascension's new specialty pharmacy service line in Austin, spearheading development of the clinical protocols and Therigy-based workflows that were later adopted nationally, expanding the program's reach to 38 states. </w:t>
             </w:r>
           </w:p>
           <w:p>
@@ -1307,50 +1096,8 @@
               <w:rPr>
                 <w:rFonts w:asciiTheme="minorHAnsi" w:hAnsiTheme="minorHAnsi" w:cstheme="minorHAnsi"/>
               </w:rPr>
-              <w:t xml:space="preserve">Delivered virtual and telephone-based pharmaceutical care for patients with complex, chronic, and rare conditions (oncology, rheumatology, dermatology, GI, hepatitis C, HIV), performing 30-40 patient calls daily while coordinating medication access and assessing regimen appropriateness through </w:t>
-            </w:r>
-            <w:proofErr w:type="spellStart"/>
-            <w:r>
-              <w:rPr>
-                <w:rFonts w:asciiTheme="minorHAnsi" w:hAnsiTheme="minorHAnsi" w:cstheme="minorHAnsi"/>
-              </w:rPr>
-              <w:t>Therigy</w:t>
-            </w:r>
-            <w:proofErr w:type="spellEnd"/>
-            <w:r>
-              <w:rPr>
-                <w:rFonts w:asciiTheme="minorHAnsi" w:hAnsiTheme="minorHAnsi" w:cstheme="minorHAnsi"/>
-              </w:rPr>
-              <w:t xml:space="preserve"> specialty pharmacy software.</w:t>
-            </w:r>
-          </w:p>
-        </w:tc>
-      </w:tr>
-      <w:tr>
-        <w:tc>
-          <w:tcPr>
-            <w:tcW w:w="7290" w:type="dxa"/>
-          </w:tcPr>
-          <w:p>
-            <w:pPr>
-              <w:rPr>
-                <w:rStyle w:val="NormalBold"/>
-                <w:rFonts w:cstheme="minorHAnsi"/>
-              </w:rPr>
-            </w:pPr>
-          </w:p>
-        </w:tc>
-        <w:tc>
-          <w:tcPr>
-            <w:tcW w:w="2790" w:type="dxa"/>
-          </w:tcPr>
-          <w:p>
-            <w:pPr>
-              <w:jc w:val="right"/>
-              <w:rPr>
-                <w:rFonts w:cstheme="minorHAnsi"/>
-              </w:rPr>
-            </w:pPr>
+              <w:t>Delivered virtual and telephone-based pharmaceutical care for patients with complex, chronic, and rare conditions (oncology, rheumatology, dermatology, GI, hepatitis C, HIV), performing 30-40 patient calls daily while coordinating medication access and assessing regimen appropriateness through Therigy specialty pharmacy software.</w:t>
+            </w:r>
           </w:p>
         </w:tc>
       </w:tr>
@@ -1477,19 +1224,7 @@
               <w:rPr>
                 <w:rFonts w:asciiTheme="minorHAnsi" w:hAnsiTheme="minorHAnsi" w:cstheme="minorHAnsi"/>
               </w:rPr>
-              <w:t xml:space="preserve">Managed </w:t>
-            </w:r>
-            <w:r>
-              <w:rPr>
-                <w:rFonts w:asciiTheme="minorHAnsi" w:hAnsiTheme="minorHAnsi" w:cstheme="minorHAnsi"/>
-              </w:rPr>
-              <w:t>a primary care</w:t>
-            </w:r>
-            <w:r>
-              <w:rPr>
-                <w:rFonts w:asciiTheme="minorHAnsi" w:hAnsiTheme="minorHAnsi" w:cstheme="minorHAnsi"/>
-              </w:rPr>
-              <w:t xml:space="preserve"> patient panel of approximately 600–700 patients under a collaborative practice agreement spanning 8 providers, seeing 15–20 patients daily and independently initiating, titrating, and refilling drug therapy for diabetes, hypertension, dyslipidemia, anticoagulation, heart failure, asthma/COPD, and other chronic conditions. </w:t>
+              <w:t xml:space="preserve">Managed a primary care patient panel of approximately 600–700 patients under a collaborative practice agreement spanning 8 providers, seeing 15–20 patients daily and independently initiating, titrating, and refilling drug therapy for diabetes, hypertension, dyslipidemia, anticoagulation, heart failure, asthma/COPD, and other chronic conditions. </w:t>
             </w:r>
           </w:p>
           <w:p>
@@ -1537,34 +1272,6 @@
           </w:tcPr>
           <w:p>
             <w:pPr>
-              <w:rPr>
-                <w:rStyle w:val="NormalBold"/>
-                <w:rFonts w:cstheme="minorHAnsi"/>
-              </w:rPr>
-            </w:pPr>
-          </w:p>
-        </w:tc>
-        <w:tc>
-          <w:tcPr>
-            <w:tcW w:w="2790" w:type="dxa"/>
-          </w:tcPr>
-          <w:p>
-            <w:pPr>
-              <w:jc w:val="right"/>
-              <w:rPr>
-                <w:rFonts w:cstheme="minorHAnsi"/>
-              </w:rPr>
-            </w:pPr>
-          </w:p>
-        </w:tc>
-      </w:tr>
-      <w:tr>
-        <w:tc>
-          <w:tcPr>
-            <w:tcW w:w="7290" w:type="dxa"/>
-          </w:tcPr>
-          <w:p>
-            <w:pPr>
               <w:ind w:left="0" w:firstLine="0"/>
               <w:rPr>
                 <w:rStyle w:val="NormalBold"/>
@@ -1615,16 +1322,7 @@
                 <w:rFonts w:cstheme="minorHAnsi"/>
                 <w:b w:val="0"/>
               </w:rPr>
-              <w:lastRenderedPageBreak/>
-              <w:t xml:space="preserve">Pharmacist </w:t>
-            </w:r>
-            <w:r>
-              <w:rPr>
-                <w:rStyle w:val="NormalBold"/>
-                <w:rFonts w:cstheme="minorHAnsi"/>
-                <w:b w:val="0"/>
-              </w:rPr>
-              <w:t>Supervisor – Kim Baty, PharmD, BCPS</w:t>
+              <w:t>Pharmacist Supervisor – Kim Baty, PharmD, BCPS</w:t>
             </w:r>
           </w:p>
         </w:tc>
@@ -1644,7 +1342,6 @@
               <w:rPr>
                 <w:rFonts w:cstheme="minorHAnsi"/>
               </w:rPr>
-              <w:lastRenderedPageBreak/>
               <w:t>07/2019 – 01/2021</w:t>
             </w:r>
           </w:p>
@@ -1786,29 +1483,7 @@
                 <w:i/>
                 <w:iCs/>
               </w:rPr>
-              <w:t xml:space="preserve">Penobscot Community Health </w:t>
-            </w:r>
-            <w:proofErr w:type="gramStart"/>
-            <w:r>
-              <w:rPr>
-                <w:rStyle w:val="NormalBold"/>
-                <w:rFonts w:cstheme="minorHAnsi"/>
-                <w:b w:val="0"/>
-                <w:i/>
-                <w:iCs/>
-              </w:rPr>
-              <w:t>Care(</w:t>
-            </w:r>
-            <w:proofErr w:type="gramEnd"/>
-            <w:r>
-              <w:rPr>
-                <w:rStyle w:val="NormalBold"/>
-                <w:rFonts w:cstheme="minorHAnsi"/>
-                <w:b w:val="0"/>
-                <w:i/>
-                <w:iCs/>
-              </w:rPr>
-              <w:t>PCHC)</w:t>
+              <w:t>Penobscot Community Health Care(PCHC)</w:t>
             </w:r>
           </w:p>
           <w:p>
@@ -1929,34 +1604,6 @@
           </w:tcPr>
           <w:p>
             <w:pPr>
-              <w:rPr>
-                <w:rStyle w:val="NormalBold"/>
-                <w:rFonts w:cstheme="minorHAnsi"/>
-              </w:rPr>
-            </w:pPr>
-          </w:p>
-        </w:tc>
-        <w:tc>
-          <w:tcPr>
-            <w:tcW w:w="2790" w:type="dxa"/>
-          </w:tcPr>
-          <w:p>
-            <w:pPr>
-              <w:jc w:val="right"/>
-              <w:rPr>
-                <w:rFonts w:cstheme="minorHAnsi"/>
-              </w:rPr>
-            </w:pPr>
-          </w:p>
-        </w:tc>
-      </w:tr>
-      <w:tr>
-        <w:tc>
-          <w:tcPr>
-            <w:tcW w:w="7290" w:type="dxa"/>
-          </w:tcPr>
-          <w:p>
-            <w:pPr>
               <w:ind w:left="0" w:firstLine="0"/>
               <w:rPr>
                 <w:rFonts w:cstheme="minorHAnsi"/>
@@ -2030,8 +1677,6 @@
           </w:p>
           <w:p>
             <w:pPr>
-              <w:ind w:left="0" w:firstLine="0"/>
-              <w:jc w:val="right"/>
               <w:rPr>
                 <w:rFonts w:cstheme="minorHAnsi"/>
               </w:rPr>
@@ -2229,38 +1874,6 @@
                 <w:i/>
               </w:rPr>
             </w:pPr>
-          </w:p>
-        </w:tc>
-        <w:tc>
-          <w:tcPr>
-            <w:tcW w:w="2790" w:type="dxa"/>
-          </w:tcPr>
-          <w:p>
-            <w:pPr>
-              <w:jc w:val="right"/>
-              <w:rPr>
-                <w:rStyle w:val="NormalBold"/>
-                <w:rFonts w:cstheme="minorHAnsi"/>
-                <w:b w:val="0"/>
-                <w:bCs/>
-              </w:rPr>
-            </w:pPr>
-          </w:p>
-        </w:tc>
-      </w:tr>
-      <w:tr>
-        <w:tc>
-          <w:tcPr>
-            <w:tcW w:w="7290" w:type="dxa"/>
-          </w:tcPr>
-          <w:p>
-            <w:pPr>
-              <w:rPr>
-                <w:rStyle w:val="NormalBold"/>
-                <w:rFonts w:cstheme="minorHAnsi"/>
-                <w:i/>
-              </w:rPr>
-            </w:pPr>
             <w:r>
               <w:rPr>
                 <w:rStyle w:val="NormalBold"/>
@@ -2350,41 +1963,6 @@
         </w:tc>
       </w:tr>
       <w:tr>
-        <w:trPr>
-          <w:trHeight w:val="93"/>
-        </w:trPr>
-        <w:tc>
-          <w:tcPr>
-            <w:tcW w:w="7290" w:type="dxa"/>
-          </w:tcPr>
-          <w:p>
-            <w:pPr>
-              <w:rPr>
-                <w:rStyle w:val="NormalBold"/>
-                <w:rFonts w:cstheme="minorHAnsi"/>
-                <w:i/>
-              </w:rPr>
-            </w:pPr>
-          </w:p>
-        </w:tc>
-        <w:tc>
-          <w:tcPr>
-            <w:tcW w:w="2790" w:type="dxa"/>
-          </w:tcPr>
-          <w:p>
-            <w:pPr>
-              <w:jc w:val="right"/>
-              <w:rPr>
-                <w:rStyle w:val="NormalBold"/>
-                <w:rFonts w:cstheme="minorHAnsi"/>
-                <w:b w:val="0"/>
-                <w:bCs/>
-              </w:rPr>
-            </w:pPr>
-          </w:p>
-        </w:tc>
-      </w:tr>
-      <w:tr>
         <w:tc>
           <w:tcPr>
             <w:tcW w:w="7290" w:type="dxa"/>
@@ -2481,6 +2059,7 @@
                 <w:b w:val="0"/>
                 <w:bCs/>
               </w:rPr>
+              <w:lastRenderedPageBreak/>
               <w:t>Proposal to implement an ambulatory care pharmacy service line at an FQHC in Waco, Texas — an ambulatory care pharmacist position co-founded by Texas A&amp;M College of Pharmacy and Waco Family Medicine to see patients and precept pharmacy students.</w:t>
             </w:r>
           </w:p>
@@ -2499,95 +2078,31 @@
                 <w:i/>
               </w:rPr>
             </w:pPr>
-          </w:p>
-        </w:tc>
-        <w:tc>
-          <w:tcPr>
-            <w:tcW w:w="2790" w:type="dxa"/>
-          </w:tcPr>
-          <w:p>
-            <w:pPr>
-              <w:jc w:val="right"/>
-              <w:rPr>
-                <w:rStyle w:val="NormalBold"/>
-                <w:rFonts w:cstheme="minorHAnsi"/>
-                <w:b w:val="0"/>
-                <w:bCs/>
-              </w:rPr>
-            </w:pPr>
-          </w:p>
-        </w:tc>
-      </w:tr>
-      <w:tr>
-        <w:tc>
-          <w:tcPr>
-            <w:tcW w:w="7290" w:type="dxa"/>
-          </w:tcPr>
-          <w:p>
-            <w:pPr>
+            <w:r>
               <w:rPr>
                 <w:rStyle w:val="NormalBold"/>
                 <w:rFonts w:cstheme="minorHAnsi"/>
                 <w:i/>
               </w:rPr>
-            </w:pPr>
-            <w:r>
-              <w:rPr>
-                <w:rStyle w:val="NormalBold"/>
-                <w:rFonts w:cstheme="minorHAnsi"/>
+              <w:t>PGY-1 Residency Project:</w:t>
+            </w:r>
+          </w:p>
+          <w:p>
+            <w:pPr>
+              <w:rPr>
+                <w:rStyle w:val="NormalBold"/>
+                <w:rFonts w:cstheme="minorHAnsi"/>
+                <w:b w:val="0"/>
                 <w:i/>
               </w:rPr>
-              <w:t>PGY-1 Residency Project</w:t>
-            </w:r>
+            </w:pPr>
             <w:r>
               <w:rPr>
                 <w:rStyle w:val="NormalBold"/>
                 <w:rFonts w:cstheme="minorHAnsi"/>
                 <w:i/>
               </w:rPr>
-              <w:t>:</w:t>
-            </w:r>
-          </w:p>
-          <w:p>
-            <w:pPr>
-              <w:rPr>
-                <w:rStyle w:val="NormalBold"/>
-                <w:rFonts w:cstheme="minorHAnsi"/>
-                <w:b w:val="0"/>
-                <w:i/>
-              </w:rPr>
-            </w:pPr>
-            <w:r>
-              <w:rPr>
-                <w:rStyle w:val="NormalBold"/>
-                <w:rFonts w:cstheme="minorHAnsi"/>
-                <w:i/>
-              </w:rPr>
-              <w:t>Evaluation of Direct Oral Anticoagulant Use and</w:t>
-            </w:r>
-            <w:r>
-              <w:rPr>
-                <w:rStyle w:val="NormalBold"/>
-                <w:rFonts w:cstheme="minorHAnsi"/>
-                <w:i/>
-              </w:rPr>
-              <w:t xml:space="preserve"> </w:t>
-            </w:r>
-            <w:r>
-              <w:rPr>
-                <w:rStyle w:val="NormalBold"/>
-                <w:rFonts w:cstheme="minorHAnsi"/>
-                <w:i/>
-              </w:rPr>
-              <w:t>Implementation</w:t>
-            </w:r>
-            <w:r>
-              <w:rPr>
-                <w:rStyle w:val="NormalBold"/>
-                <w:rFonts w:cstheme="minorHAnsi"/>
-                <w:i/>
-              </w:rPr>
-              <w:t xml:space="preserve"> of Pharmacist-led Direct Oral</w:t>
+              <w:t>Evaluation of Direct Oral Anticoagulant Use and Implementation of Pharmacist-led Direct Oral</w:t>
             </w:r>
           </w:p>
           <w:p>
@@ -2866,39 +2381,6 @@
           </w:tcPr>
           <w:p>
             <w:pPr>
-              <w:jc w:val="both"/>
-              <w:rPr>
-                <w:rStyle w:val="NormalBold"/>
-                <w:rFonts w:cstheme="minorHAnsi"/>
-                <w:b w:val="0"/>
-                <w:bCs/>
-              </w:rPr>
-            </w:pPr>
-          </w:p>
-        </w:tc>
-        <w:tc>
-          <w:tcPr>
-            <w:tcW w:w="2790" w:type="dxa"/>
-          </w:tcPr>
-          <w:p>
-            <w:pPr>
-              <w:rPr>
-                <w:rStyle w:val="NormalBold"/>
-                <w:rFonts w:cstheme="minorHAnsi"/>
-                <w:b w:val="0"/>
-                <w:bCs/>
-              </w:rPr>
-            </w:pPr>
-          </w:p>
-        </w:tc>
-      </w:tr>
-      <w:tr>
-        <w:tc>
-          <w:tcPr>
-            <w:tcW w:w="7290" w:type="dxa"/>
-          </w:tcPr>
-          <w:p>
-            <w:pPr>
               <w:rPr>
                 <w:rStyle w:val="NormalBold"/>
                 <w:rFonts w:cstheme="minorHAnsi"/>
@@ -3510,13 +2992,7 @@
               <w:rPr>
                 <w:rFonts w:cstheme="minorHAnsi"/>
               </w:rPr>
-              <w:t>06/2022 – 06/202</w:t>
-            </w:r>
-            <w:r>
-              <w:rPr>
-                <w:rFonts w:cstheme="minorHAnsi"/>
-              </w:rPr>
-              <w:t>8</w:t>
+              <w:t>06/2022 – 06/2028</w:t>
             </w:r>
           </w:p>
         </w:tc>
@@ -3554,7 +3030,6 @@
                 <w:rStyle w:val="NormalItalic"/>
                 <w:rFonts w:asciiTheme="minorHAnsi" w:hAnsiTheme="minorHAnsi" w:cstheme="minorHAnsi"/>
               </w:rPr>
-              <w:lastRenderedPageBreak/>
               <w:t>License #RPH-0016981</w:t>
             </w:r>
           </w:p>
@@ -3583,7 +3058,6 @@
               <w:rPr>
                 <w:rFonts w:cstheme="minorHAnsi"/>
               </w:rPr>
-              <w:lastRenderedPageBreak/>
               <w:t>11/2018 – 06/2027</w:t>
             </w:r>
           </w:p>
@@ -3674,21 +3148,13 @@
                 <w:rFonts w:cstheme="minorHAnsi"/>
               </w:rPr>
             </w:pPr>
-            <w:proofErr w:type="spellStart"/>
-            <w:r>
-              <w:rPr>
-                <w:rStyle w:val="NormalBold"/>
-                <w:rFonts w:cstheme="minorHAnsi"/>
-              </w:rPr>
-              <w:t>APhA</w:t>
-            </w:r>
-            <w:proofErr w:type="spellEnd"/>
-            <w:r>
-              <w:rPr>
-                <w:rStyle w:val="NormalBold"/>
-                <w:rFonts w:cstheme="minorHAnsi"/>
-              </w:rPr>
-              <w:t xml:space="preserve"> Medication Therapy Management Certification </w:t>
+            <w:r>
+              <w:rPr>
+                <w:rStyle w:val="NormalBold"/>
+                <w:rFonts w:cstheme="minorHAnsi"/>
+              </w:rPr>
+              <w:lastRenderedPageBreak/>
+              <w:t xml:space="preserve">APhA Medication Therapy Management Certification </w:t>
             </w:r>
           </w:p>
           <w:p>
@@ -3808,21 +3274,12 @@
                 <w:rFonts w:cstheme="minorHAnsi"/>
               </w:rPr>
             </w:pPr>
-            <w:proofErr w:type="spellStart"/>
-            <w:r>
-              <w:rPr>
-                <w:rStyle w:val="NormalBold"/>
-                <w:rFonts w:cstheme="minorHAnsi"/>
-              </w:rPr>
-              <w:t>APhA</w:t>
-            </w:r>
-            <w:proofErr w:type="spellEnd"/>
-            <w:r>
-              <w:rPr>
-                <w:rStyle w:val="NormalBold"/>
-                <w:rFonts w:cstheme="minorHAnsi"/>
-              </w:rPr>
-              <w:t xml:space="preserve"> Pharmacy-Based Immunization Delivery Certified</w:t>
+            <w:r>
+              <w:rPr>
+                <w:rStyle w:val="NormalBold"/>
+                <w:rFonts w:cstheme="minorHAnsi"/>
+              </w:rPr>
+              <w:t>APhA Pharmacy-Based Immunization Delivery Certified</w:t>
             </w:r>
           </w:p>
           <w:p>
@@ -3873,8 +3330,8 @@
       </w:pPr>
     </w:p>
     <w:sectPr>
-      <w:footerReference w:type="even" r:id="rId9"/>
-      <w:footerReference w:type="default" r:id="rId10"/>
+      <w:footerReference w:type="even" r:id="rId11"/>
+      <w:footerReference w:type="default" r:id="rId12"/>
       <w:pgSz w:w="12240" w:h="15840"/>
       <w:pgMar w:top="1440" w:right="1440" w:bottom="1440" w:left="1440" w:header="720" w:footer="720" w:gutter="0"/>
       <w:cols w:space="720"/>
@@ -6592,6 +6049,7 @@
   <w:style w:type="character" w:default="1" w:styleId="DefaultParagraphFont">
     <w:name w:val="Default Paragraph Font"/>
     <w:uiPriority w:val="1"/>
+    <w:semiHidden/>
     <w:unhideWhenUsed/>
   </w:style>
   <w:style w:type="table" w:default="1" w:styleId="TableNormal">

--- a/cv/andrew-tran-cv.docx
+++ b/cv/andrew-tran-cv.docx
@@ -803,11 +803,6 @@
                 <w:rFonts w:cstheme="minorHAnsi"/>
               </w:rPr>
               <w:t>02/2024 – 03/2026</w:t>
-            </w:r>
-            <w:r>
-              <w:rPr>
-                <w:rFonts w:cstheme="minorHAnsi"/>
-              </w:rPr>
               <w:br/>
               <w:t xml:space="preserve">11/2023 – 02/2024 </w:t>
             </w:r>
@@ -874,19 +869,7 @@
                 <w:rFonts w:asciiTheme="minorHAnsi" w:hAnsiTheme="minorHAnsi" w:cstheme="minorHAnsi"/>
               </w:rPr>
               <w:lastRenderedPageBreak/>
-              <w:t>Managed a chronic disease management and therapeutic monitoring panel of approximately 1,100 patients across a 30-mile service radius, averaging 40 patient medication interventions daily</w:t>
-            </w:r>
-            <w:r>
-              <w:rPr>
-                <w:rFonts w:asciiTheme="minorHAnsi" w:hAnsiTheme="minorHAnsi" w:cstheme="minorHAnsi"/>
-              </w:rPr>
-              <w:t xml:space="preserve"> </w:t>
-            </w:r>
-            <w:r>
-              <w:rPr>
-                <w:rFonts w:asciiTheme="minorHAnsi" w:hAnsiTheme="minorHAnsi" w:cstheme="minorHAnsi"/>
-              </w:rPr>
-              <w:t xml:space="preserve">through in-person point-of-care visits, peri-operative care planning, medication access assistance, and hospital discharge follow-up for conditions including anticoagulation, diabetes, hypertension, and dyslipidemia under a collaborative practice agreement. </w:t>
+              <w:t xml:space="preserve">Managed a chronic disease management and therapeutic monitoring panel of approximately 1,100 patients across a 30-mile service radius, averaging 40 patient medication interventions daily through in-person point-of-care visits, peri-operative care planning, medication access assistance, and hospital discharge follow-up under a collaborative practice agreement. </w:t>
             </w:r>
           </w:p>
           <w:p>
@@ -1666,11 +1649,6 @@
                 <w:rFonts w:cstheme="minorHAnsi"/>
               </w:rPr>
               <w:t>08/2017 – 05/2018</w:t>
-            </w:r>
-            <w:r>
-              <w:rPr>
-                <w:rFonts w:cstheme="minorHAnsi"/>
-              </w:rPr>
               <w:br/>
               <w:t>Gatesville, TX</w:t>
             </w:r>

--- a/cv/andrew-tran-cv.docx
+++ b/cv/andrew-tran-cv.docx
@@ -268,7 +268,29 @@
                 <w:i/>
                 <w:iCs/>
               </w:rPr>
-              <w:t>Penobscot Community Health Care(PCHC)</w:t>
+              <w:t xml:space="preserve">Penobscot Community Health </w:t>
+            </w:r>
+            <w:proofErr w:type="gramStart"/>
+            <w:r>
+              <w:rPr>
+                <w:rStyle w:val="NormalBold"/>
+                <w:rFonts w:cstheme="minorHAnsi"/>
+                <w:b w:val="0"/>
+                <w:i/>
+                <w:iCs/>
+              </w:rPr>
+              <w:t>Care(</w:t>
+            </w:r>
+            <w:proofErr w:type="gramEnd"/>
+            <w:r>
+              <w:rPr>
+                <w:rStyle w:val="NormalBold"/>
+                <w:rFonts w:cstheme="minorHAnsi"/>
+                <w:b w:val="0"/>
+                <w:i/>
+                <w:iCs/>
+              </w:rPr>
+              <w:t>PCHC)</w:t>
             </w:r>
           </w:p>
           <w:p>
@@ -411,135 +433,29 @@
         </w:tc>
       </w:tr>
       <w:tr>
-        <w:trPr>
-          <w:trHeight w:val="450"/>
-        </w:trPr>
-        <w:tc>
-          <w:tcPr>
-            <w:tcW w:w="7290" w:type="dxa"/>
-          </w:tcPr>
-          <w:p>
-            <w:pPr>
-              <w:rPr>
-                <w:rStyle w:val="NormalBold"/>
-                <w:rFonts w:cstheme="minorHAnsi"/>
-              </w:rPr>
-            </w:pPr>
-            <w:r>
-              <w:rPr>
-                <w:rStyle w:val="NormalBold"/>
-                <w:rFonts w:cstheme="minorHAnsi"/>
-              </w:rPr>
-              <w:t>Associate of Science in General Sciences</w:t>
-            </w:r>
-          </w:p>
-          <w:p>
-            <w:pPr>
-              <w:rPr>
-                <w:rStyle w:val="NormalBold"/>
-                <w:rFonts w:cstheme="minorHAnsi"/>
-                <w:b w:val="0"/>
-              </w:rPr>
-            </w:pPr>
-            <w:r>
-              <w:rPr>
-                <w:rStyle w:val="NormalBold"/>
-                <w:rFonts w:cstheme="minorHAnsi"/>
-                <w:b w:val="0"/>
-              </w:rPr>
-              <w:t xml:space="preserve">Austin Community College </w:t>
-            </w:r>
-          </w:p>
-        </w:tc>
-        <w:tc>
-          <w:tcPr>
-            <w:tcW w:w="2790" w:type="dxa"/>
-          </w:tcPr>
-          <w:p>
-            <w:pPr>
-              <w:jc w:val="right"/>
-              <w:rPr>
-                <w:rFonts w:cstheme="minorHAnsi"/>
-              </w:rPr>
-            </w:pPr>
-            <w:r>
-              <w:rPr>
-                <w:rFonts w:cstheme="minorHAnsi"/>
-              </w:rPr>
-              <w:t>08/2010 – 08/2013</w:t>
-            </w:r>
-          </w:p>
-          <w:p>
-            <w:pPr>
-              <w:jc w:val="right"/>
-              <w:rPr>
-                <w:rFonts w:cstheme="minorHAnsi"/>
-              </w:rPr>
-            </w:pPr>
-            <w:r>
-              <w:rPr>
-                <w:rFonts w:cstheme="minorHAnsi"/>
-              </w:rPr>
-              <w:t>Austin, TX</w:t>
+        <w:tc>
+          <w:tcPr>
+            <w:tcW w:w="10080" w:type="dxa"/>
+            <w:gridSpan w:val="2"/>
+          </w:tcPr>
+          <w:p>
+            <w:pPr>
+              <w:pStyle w:val="Heading1"/>
+              <w:ind w:left="0" w:firstLine="0"/>
+              <w:rPr>
+                <w:rFonts w:asciiTheme="minorHAnsi" w:hAnsiTheme="minorHAnsi" w:cstheme="minorHAnsi"/>
+              </w:rPr>
+            </w:pPr>
+            <w:r>
+              <w:rPr>
+                <w:rFonts w:asciiTheme="minorHAnsi" w:hAnsiTheme="minorHAnsi" w:cstheme="minorHAnsi"/>
+              </w:rPr>
+              <w:t>Professional Work Experience</w:t>
             </w:r>
           </w:p>
         </w:tc>
       </w:tr>
       <w:tr>
-        <w:trPr>
-          <w:trHeight w:val="234"/>
-        </w:trPr>
-        <w:tc>
-          <w:tcPr>
-            <w:tcW w:w="7290" w:type="dxa"/>
-          </w:tcPr>
-          <w:p>
-            <w:pPr>
-              <w:rPr>
-                <w:rStyle w:val="NormalBold"/>
-                <w:rFonts w:cstheme="minorHAnsi"/>
-              </w:rPr>
-            </w:pPr>
-          </w:p>
-        </w:tc>
-        <w:tc>
-          <w:tcPr>
-            <w:tcW w:w="2790" w:type="dxa"/>
-          </w:tcPr>
-          <w:p>
-            <w:pPr>
-              <w:jc w:val="right"/>
-              <w:rPr>
-                <w:rFonts w:cstheme="minorHAnsi"/>
-              </w:rPr>
-            </w:pPr>
-          </w:p>
-        </w:tc>
-      </w:tr>
-      <w:tr>
-        <w:tc>
-          <w:tcPr>
-            <w:tcW w:w="10080" w:type="dxa"/>
-            <w:gridSpan w:val="2"/>
-          </w:tcPr>
-          <w:p>
-            <w:pPr>
-              <w:pStyle w:val="Heading1"/>
-              <w:ind w:left="0" w:firstLine="0"/>
-              <w:rPr>
-                <w:rFonts w:asciiTheme="minorHAnsi" w:hAnsiTheme="minorHAnsi" w:cstheme="minorHAnsi"/>
-              </w:rPr>
-            </w:pPr>
-            <w:r>
-              <w:rPr>
-                <w:rFonts w:asciiTheme="minorHAnsi" w:hAnsiTheme="minorHAnsi" w:cstheme="minorHAnsi"/>
-              </w:rPr>
-              <w:t>Professional Work Experience</w:t>
-            </w:r>
-          </w:p>
-        </w:tc>
-      </w:tr>
-      <w:tr>
         <w:tc>
           <w:tcPr>
             <w:tcW w:w="7290" w:type="dxa"/>
@@ -570,6 +486,7 @@
                 <w:iCs/>
               </w:rPr>
             </w:pPr>
+            <w:proofErr w:type="spellStart"/>
             <w:r>
               <w:rPr>
                 <w:rStyle w:val="NormalBold"/>
@@ -579,7 +496,19 @@
                 <w:i/>
                 <w:iCs/>
               </w:rPr>
-              <w:t>Stellus RX</w:t>
+              <w:t>Stellus</w:t>
+            </w:r>
+            <w:proofErr w:type="spellEnd"/>
+            <w:r>
+              <w:rPr>
+                <w:rStyle w:val="NormalBold"/>
+                <w:rFonts w:cstheme="minorHAnsi"/>
+                <w:b w:val="0"/>
+                <w:bCs/>
+                <w:i/>
+                <w:iCs/>
+              </w:rPr>
+              <w:t xml:space="preserve"> RX</w:t>
             </w:r>
           </w:p>
           <w:p>
@@ -657,7 +586,7 @@
               <w:rPr>
                 <w:rFonts w:asciiTheme="minorHAnsi" w:hAnsiTheme="minorHAnsi" w:cstheme="minorHAnsi"/>
               </w:rPr>
-              <w:t xml:space="preserve">Manage comprehensive medication management (CMM) for ambulatory care patients under a collaborative practice agreement, independently identifying and resolving drug therapy problems and adjusting regimens per clinic protocols to optimize outcomes. </w:t>
+              <w:t xml:space="preserve">Manage comprehensive medication management (CMM) for ambulatory care patients, identifying and resolving drug therapy problems and adjusting regimens per clinic protocols to optimize outcomes. </w:t>
             </w:r>
           </w:p>
           <w:p>
@@ -803,6 +732,11 @@
                 <w:rFonts w:cstheme="minorHAnsi"/>
               </w:rPr>
               <w:t>02/2024 – 03/2026</w:t>
+            </w:r>
+            <w:r>
+              <w:rPr>
+                <w:rFonts w:cstheme="minorHAnsi"/>
+              </w:rPr>
               <w:br/>
               <w:t xml:space="preserve">11/2023 – 02/2024 </w:t>
             </w:r>
@@ -868,7 +802,6 @@
               <w:rPr>
                 <w:rFonts w:asciiTheme="minorHAnsi" w:hAnsiTheme="minorHAnsi" w:cstheme="minorHAnsi"/>
               </w:rPr>
-              <w:lastRenderedPageBreak/>
               <w:t xml:space="preserve">Managed a chronic disease management and therapeutic monitoring panel of approximately 1,100 patients across a 30-mile service radius, averaging 40 patient medication interventions daily through in-person point-of-care visits, peri-operative care planning, medication access assistance, and hospital discharge follow-up under a collaborative practice agreement. </w:t>
             </w:r>
           </w:p>
@@ -887,6 +820,7 @@
               <w:rPr>
                 <w:rFonts w:asciiTheme="minorHAnsi" w:hAnsiTheme="minorHAnsi" w:cstheme="minorHAnsi"/>
               </w:rPr>
+              <w:lastRenderedPageBreak/>
               <w:t>Served as clinical informatics lead for the anticoagulation service line, authoring a comprehensive 75-page Protocols and Procedures manual, updating the collaborative practice agreement governing drug therapy management, and generating a standardized clinical workflow to drive consistent and evidence-based care.</w:t>
             </w:r>
           </w:p>
@@ -927,6 +861,7 @@
                 <w:rStyle w:val="NormalBold"/>
                 <w:rFonts w:cstheme="minorHAnsi"/>
               </w:rPr>
+              <w:lastRenderedPageBreak/>
               <w:t xml:space="preserve">Specialty Clinical Pharmacist </w:t>
             </w:r>
           </w:p>
@@ -1043,7 +978,21 @@
               <w:rPr>
                 <w:rFonts w:asciiTheme="minorHAnsi" w:hAnsiTheme="minorHAnsi" w:cstheme="minorHAnsi"/>
               </w:rPr>
-              <w:t xml:space="preserve">Piloted and launched Ascension's new specialty pharmacy service line in Austin, spearheading development of the clinical protocols and Therigy-based workflows that were later adopted nationally, expanding the program's reach to 38 states. </w:t>
+              <w:t xml:space="preserve">Piloted and launched Ascension's new specialty pharmacy service line in Austin, spearheading development of the clinical protocols and </w:t>
+            </w:r>
+            <w:proofErr w:type="spellStart"/>
+            <w:r>
+              <w:rPr>
+                <w:rFonts w:asciiTheme="minorHAnsi" w:hAnsiTheme="minorHAnsi" w:cstheme="minorHAnsi"/>
+              </w:rPr>
+              <w:t>Therigy</w:t>
+            </w:r>
+            <w:proofErr w:type="spellEnd"/>
+            <w:r>
+              <w:rPr>
+                <w:rFonts w:asciiTheme="minorHAnsi" w:hAnsiTheme="minorHAnsi" w:cstheme="minorHAnsi"/>
+              </w:rPr>
+              <w:t xml:space="preserve">-based workflows that were later adopted nationally, expanding the program's reach to 38 states. </w:t>
             </w:r>
           </w:p>
           <w:p>
@@ -1079,7 +1028,21 @@
               <w:rPr>
                 <w:rFonts w:asciiTheme="minorHAnsi" w:hAnsiTheme="minorHAnsi" w:cstheme="minorHAnsi"/>
               </w:rPr>
-              <w:t>Delivered virtual and telephone-based pharmaceutical care for patients with complex, chronic, and rare conditions (oncology, rheumatology, dermatology, GI, hepatitis C, HIV), performing 30-40 patient calls daily while coordinating medication access and assessing regimen appropriateness through Therigy specialty pharmacy software.</w:t>
+              <w:t xml:space="preserve">Delivered virtual and telephone-based pharmaceutical care for patients with complex, chronic, and rare conditions (oncology, rheumatology, dermatology, GI, hepatitis C, HIV), performing 30-40 patient calls daily while coordinating medication access and assessing regimen appropriateness through </w:t>
+            </w:r>
+            <w:proofErr w:type="spellStart"/>
+            <w:r>
+              <w:rPr>
+                <w:rFonts w:asciiTheme="minorHAnsi" w:hAnsiTheme="minorHAnsi" w:cstheme="minorHAnsi"/>
+              </w:rPr>
+              <w:t>Therigy</w:t>
+            </w:r>
+            <w:proofErr w:type="spellEnd"/>
+            <w:r>
+              <w:rPr>
+                <w:rFonts w:asciiTheme="minorHAnsi" w:hAnsiTheme="minorHAnsi" w:cstheme="minorHAnsi"/>
+              </w:rPr>
+              <w:t xml:space="preserve"> specialty pharmacy software.</w:t>
             </w:r>
           </w:p>
         </w:tc>
@@ -1376,7 +1339,6 @@
               <w:rPr>
                 <w:rFonts w:asciiTheme="minorHAnsi" w:hAnsiTheme="minorHAnsi" w:cstheme="minorHAnsi"/>
               </w:rPr>
-              <w:lastRenderedPageBreak/>
               <w:t xml:space="preserve">Delivered clinical pharmaceutical care to an outpatient clinic patient population, consulting with nursing and medical staff on medication orders, drug therapy, and patient response to ensure safe, effective care in accordance with hospital policy and regulatory standards. </w:t>
             </w:r>
           </w:p>
@@ -1466,7 +1428,29 @@
                 <w:i/>
                 <w:iCs/>
               </w:rPr>
-              <w:t>Penobscot Community Health Care(PCHC)</w:t>
+              <w:t xml:space="preserve">Penobscot Community Health </w:t>
+            </w:r>
+            <w:proofErr w:type="gramStart"/>
+            <w:r>
+              <w:rPr>
+                <w:rStyle w:val="NormalBold"/>
+                <w:rFonts w:cstheme="minorHAnsi"/>
+                <w:b w:val="0"/>
+                <w:i/>
+                <w:iCs/>
+              </w:rPr>
+              <w:t>Care(</w:t>
+            </w:r>
+            <w:proofErr w:type="gramEnd"/>
+            <w:r>
+              <w:rPr>
+                <w:rStyle w:val="NormalBold"/>
+                <w:rFonts w:cstheme="minorHAnsi"/>
+                <w:b w:val="0"/>
+                <w:i/>
+                <w:iCs/>
+              </w:rPr>
+              <w:t>PCHC)</w:t>
             </w:r>
           </w:p>
           <w:p>
@@ -1649,6 +1633,11 @@
                 <w:rFonts w:cstheme="minorHAnsi"/>
               </w:rPr>
               <w:t>08/2017 – 05/2018</w:t>
+            </w:r>
+            <w:r>
+              <w:rPr>
+                <w:rFonts w:cstheme="minorHAnsi"/>
+              </w:rPr>
               <w:br/>
               <w:t>Gatesville, TX</w:t>
             </w:r>
@@ -2037,7 +2026,6 @@
                 <w:b w:val="0"/>
                 <w:bCs/>
               </w:rPr>
-              <w:lastRenderedPageBreak/>
               <w:t>Proposal to implement an ambulatory care pharmacy service line at an FQHC in Waco, Texas — an ambulatory care pharmacist position co-founded by Texas A&amp;M College of Pharmacy and Waco Family Medicine to see patients and precept pharmacy students.</w:t>
             </w:r>
           </w:p>
@@ -2097,6 +2085,7 @@
                 <w:rFonts w:cstheme="minorHAnsi"/>
                 <w:i/>
               </w:rPr>
+              <w:lastRenderedPageBreak/>
               <w:t>Anticoagulant Telephone Clinic in an Outpatient</w:t>
             </w:r>
           </w:p>
@@ -2139,6 +2128,7 @@
                 <w:b w:val="0"/>
                 <w:bCs/>
               </w:rPr>
+              <w:lastRenderedPageBreak/>
               <w:t>06/2018 – 06/2019</w:t>
             </w:r>
           </w:p>
@@ -2188,6 +2178,7 @@
                 <w:rFonts w:asciiTheme="minorHAnsi" w:hAnsiTheme="minorHAnsi" w:cstheme="minorHAnsi"/>
                 <w:bCs/>
               </w:rPr>
+              <w:lastRenderedPageBreak/>
               <w:t>To evaluate the prescribing patterns around DOACs in an outpatient teaching clinic and to implement a pharmacist-led intervention to potentially improve patient outcomes.</w:t>
             </w:r>
           </w:p>
@@ -3126,13 +3117,21 @@
                 <w:rFonts w:cstheme="minorHAnsi"/>
               </w:rPr>
             </w:pPr>
-            <w:r>
-              <w:rPr>
-                <w:rStyle w:val="NormalBold"/>
-                <w:rFonts w:cstheme="minorHAnsi"/>
-              </w:rPr>
-              <w:lastRenderedPageBreak/>
-              <w:t xml:space="preserve">APhA Medication Therapy Management Certification </w:t>
+            <w:proofErr w:type="spellStart"/>
+            <w:r>
+              <w:rPr>
+                <w:rStyle w:val="NormalBold"/>
+                <w:rFonts w:cstheme="minorHAnsi"/>
+              </w:rPr>
+              <w:t>APhA</w:t>
+            </w:r>
+            <w:proofErr w:type="spellEnd"/>
+            <w:r>
+              <w:rPr>
+                <w:rStyle w:val="NormalBold"/>
+                <w:rFonts w:cstheme="minorHAnsi"/>
+              </w:rPr>
+              <w:t xml:space="preserve"> Medication Therapy Management Certification </w:t>
             </w:r>
           </w:p>
           <w:p>
@@ -3240,6 +3239,9 @@
         </w:tc>
       </w:tr>
       <w:tr>
+        <w:trPr>
+          <w:trHeight w:val="93"/>
+        </w:trPr>
         <w:tc>
           <w:tcPr>
             <w:tcW w:w="7290" w:type="dxa"/>
@@ -3252,12 +3254,21 @@
                 <w:rFonts w:cstheme="minorHAnsi"/>
               </w:rPr>
             </w:pPr>
-            <w:r>
-              <w:rPr>
-                <w:rStyle w:val="NormalBold"/>
-                <w:rFonts w:cstheme="minorHAnsi"/>
-              </w:rPr>
-              <w:t>APhA Pharmacy-Based Immunization Delivery Certified</w:t>
+            <w:proofErr w:type="spellStart"/>
+            <w:r>
+              <w:rPr>
+                <w:rStyle w:val="NormalBold"/>
+                <w:rFonts w:cstheme="minorHAnsi"/>
+              </w:rPr>
+              <w:t>APhA</w:t>
+            </w:r>
+            <w:proofErr w:type="spellEnd"/>
+            <w:r>
+              <w:rPr>
+                <w:rStyle w:val="NormalBold"/>
+                <w:rFonts w:cstheme="minorHAnsi"/>
+              </w:rPr>
+              <w:t xml:space="preserve"> Pharmacy-Based Immunization Delivery Certified</w:t>
             </w:r>
           </w:p>
           <w:p>

--- a/cv/andrew-tran-cv.docx
+++ b/cv/andrew-tran-cv.docx
@@ -268,29 +268,7 @@
                 <w:i/>
                 <w:iCs/>
               </w:rPr>
-              <w:t xml:space="preserve">Penobscot Community Health </w:t>
-            </w:r>
-            <w:proofErr w:type="gramStart"/>
-            <w:r>
-              <w:rPr>
-                <w:rStyle w:val="NormalBold"/>
-                <w:rFonts w:cstheme="minorHAnsi"/>
-                <w:b w:val="0"/>
-                <w:i/>
-                <w:iCs/>
-              </w:rPr>
-              <w:t>Care(</w:t>
-            </w:r>
-            <w:proofErr w:type="gramEnd"/>
-            <w:r>
-              <w:rPr>
-                <w:rStyle w:val="NormalBold"/>
-                <w:rFonts w:cstheme="minorHAnsi"/>
-                <w:b w:val="0"/>
-                <w:i/>
-                <w:iCs/>
-              </w:rPr>
-              <w:t>PCHC)</w:t>
+              <w:t xml:space="preserve">Penobscot Community Health Care(PCHC)</w:t>
             </w:r>
           </w:p>
           <w:p>
@@ -486,7 +464,6 @@
                 <w:iCs/>
               </w:rPr>
             </w:pPr>
-            <w:proofErr w:type="spellStart"/>
             <w:r>
               <w:rPr>
                 <w:rStyle w:val="NormalBold"/>
@@ -496,38 +473,26 @@
                 <w:i/>
                 <w:iCs/>
               </w:rPr>
-              <w:t>Stellus</w:t>
-            </w:r>
-            <w:proofErr w:type="spellEnd"/>
-            <w:r>
-              <w:rPr>
-                <w:rStyle w:val="NormalBold"/>
-                <w:rFonts w:cstheme="minorHAnsi"/>
-                <w:b w:val="0"/>
-                <w:bCs/>
-                <w:i/>
-                <w:iCs/>
-              </w:rPr>
-              <w:t xml:space="preserve"> RX</w:t>
-            </w:r>
-          </w:p>
-          <w:p>
-            <w:pPr>
-              <w:rPr>
-                <w:rStyle w:val="NormalBold"/>
-                <w:rFonts w:cstheme="minorHAnsi"/>
-                <w:b w:val="0"/>
-                <w:bCs/>
-              </w:rPr>
-            </w:pPr>
-            <w:r>
-              <w:rPr>
-                <w:rStyle w:val="NormalBold"/>
-                <w:rFonts w:cstheme="minorHAnsi"/>
-                <w:b w:val="0"/>
-                <w:bCs/>
-              </w:rPr>
-              <w:t>Lead Engage Clinical Pharmacist – Alisa Sudaz, PharmD</w:t>
+              <w:t xml:space="preserve">Stellus RX</w:t>
+            </w:r>
+          </w:p>
+          <w:p>
+            <w:pPr>
+              <w:rPr>
+                <w:rStyle w:val="NormalBold"/>
+                <w:rFonts w:cstheme="minorHAnsi"/>
+                <w:b w:val="0"/>
+                <w:bCs/>
+              </w:rPr>
+            </w:pPr>
+            <w:r>
+              <w:rPr>
+                <w:rStyle w:val="NormalBold"/>
+                <w:rFonts w:cstheme="minorHAnsi"/>
+                <w:b w:val="0"/>
+                <w:bCs/>
+              </w:rPr>
+              <w:t>Associate Manager – Nishat Baset, PharmD</w:t>
             </w:r>
           </w:p>
         </w:tc>
@@ -586,7 +551,7 @@
               <w:rPr>
                 <w:rFonts w:asciiTheme="minorHAnsi" w:hAnsiTheme="minorHAnsi" w:cstheme="minorHAnsi"/>
               </w:rPr>
-              <w:t xml:space="preserve">Manage comprehensive medication management (CMM) for ambulatory care patients, identifying and resolving drug therapy problems and adjusting regimens per clinic protocols to optimize outcomes. </w:t>
+              <w:t xml:space="preserve">Provide comprehensive medication management (CMM) through telephonic and virtual/video patient encounters within Stellus Rx's Engage model — a pharmacist-led program shown across three independent studies (750+ patients per cohort) to reduce total cost of care by $278 PMPM and cut hospital readmissions by 41% — identifying and resolving drug therapy problems while reconciling medications to support safe transitions of care following hospital discharge. </w:t>
             </w:r>
           </w:p>
           <w:p>
@@ -604,7 +569,7 @@
               <w:rPr>
                 <w:rFonts w:asciiTheme="minorHAnsi" w:hAnsiTheme="minorHAnsi" w:cstheme="minorHAnsi"/>
               </w:rPr>
-              <w:t xml:space="preserve">Serve as a core member of a multidisciplinary, team-based care model, partnering with physicians and clinic staff to manage medication refills, adjudicate non-formulary requests, and act as the team's primary drug information resource. </w:t>
+              <w:t xml:space="preserve">Design individualized therapeutic regimens and chronic disease state management action plans with measurable clinical goals — contributing to a 25% decrease in the A1c-uncontrolled cohort and a 21% reduction in ER visits — while conducting adherence assessments and reinforcing guideline-directed therapy per each patient's Plan of Care. </w:t>
             </w:r>
           </w:p>
           <w:p>
@@ -622,7 +587,7 @@
               <w:rPr>
                 <w:rFonts w:asciiTheme="minorHAnsi" w:hAnsiTheme="minorHAnsi" w:cstheme="minorHAnsi"/>
               </w:rPr>
-              <w:t>Deliver patient-centered medication and wellness education to support chronic disease management, while maintaining full compliance with regulatory and accreditation standards (e.g., The Joint Commission) in all documentation and care processes.</w:t>
+              <w:t>Collaborate with physicians, health systems, and the care coordination team to develop and refine medication management protocols, documenting comprehensive medication reviews in the Engage platform and EnterpriseRx in compliance with regulatory standards.</w:t>
             </w:r>
           </w:p>
         </w:tc>
@@ -732,11 +697,6 @@
                 <w:rFonts w:cstheme="minorHAnsi"/>
               </w:rPr>
               <w:t>02/2024 – 03/2026</w:t>
-            </w:r>
-            <w:r>
-              <w:rPr>
-                <w:rFonts w:cstheme="minorHAnsi"/>
-              </w:rPr>
               <w:br/>
               <w:t xml:space="preserve">11/2023 – 02/2024 </w:t>
             </w:r>
@@ -978,21 +938,7 @@
               <w:rPr>
                 <w:rFonts w:asciiTheme="minorHAnsi" w:hAnsiTheme="minorHAnsi" w:cstheme="minorHAnsi"/>
               </w:rPr>
-              <w:t xml:space="preserve">Piloted and launched Ascension's new specialty pharmacy service line in Austin, spearheading development of the clinical protocols and </w:t>
-            </w:r>
-            <w:proofErr w:type="spellStart"/>
-            <w:r>
-              <w:rPr>
-                <w:rFonts w:asciiTheme="minorHAnsi" w:hAnsiTheme="minorHAnsi" w:cstheme="minorHAnsi"/>
-              </w:rPr>
-              <w:t>Therigy</w:t>
-            </w:r>
-            <w:proofErr w:type="spellEnd"/>
-            <w:r>
-              <w:rPr>
-                <w:rFonts w:asciiTheme="minorHAnsi" w:hAnsiTheme="minorHAnsi" w:cstheme="minorHAnsi"/>
-              </w:rPr>
-              <w:t xml:space="preserve">-based workflows that were later adopted nationally, expanding the program's reach to 38 states. </w:t>
+              <w:t xml:space="preserve">Piloted and launched Ascension's new specialty pharmacy service line in Austin, spearheading development of the clinical protocols and Therigy-based workflows that were later adopted nationally, expanding the program's reach to 38 states. </w:t>
             </w:r>
           </w:p>
           <w:p>
@@ -1028,21 +974,7 @@
               <w:rPr>
                 <w:rFonts w:asciiTheme="minorHAnsi" w:hAnsiTheme="minorHAnsi" w:cstheme="minorHAnsi"/>
               </w:rPr>
-              <w:t xml:space="preserve">Delivered virtual and telephone-based pharmaceutical care for patients with complex, chronic, and rare conditions (oncology, rheumatology, dermatology, GI, hepatitis C, HIV), performing 30-40 patient calls daily while coordinating medication access and assessing regimen appropriateness through </w:t>
-            </w:r>
-            <w:proofErr w:type="spellStart"/>
-            <w:r>
-              <w:rPr>
-                <w:rFonts w:asciiTheme="minorHAnsi" w:hAnsiTheme="minorHAnsi" w:cstheme="minorHAnsi"/>
-              </w:rPr>
-              <w:t>Therigy</w:t>
-            </w:r>
-            <w:proofErr w:type="spellEnd"/>
-            <w:r>
-              <w:rPr>
-                <w:rFonts w:asciiTheme="minorHAnsi" w:hAnsiTheme="minorHAnsi" w:cstheme="minorHAnsi"/>
-              </w:rPr>
-              <w:t xml:space="preserve"> specialty pharmacy software.</w:t>
+              <w:t xml:space="preserve">Delivered virtual and telephone-based pharmaceutical care for patients with complex, chronic, and rare conditions (oncology, rheumatology, dermatology, GI, hepatitis C, HIV), performing 30-40 patient calls daily while coordinating medication access and assessing regimen appropriateness through Therigy specialty pharmacy software.</w:t>
             </w:r>
           </w:p>
         </w:tc>
@@ -1428,29 +1360,7 @@
                 <w:i/>
                 <w:iCs/>
               </w:rPr>
-              <w:t xml:space="preserve">Penobscot Community Health </w:t>
-            </w:r>
-            <w:proofErr w:type="gramStart"/>
-            <w:r>
-              <w:rPr>
-                <w:rStyle w:val="NormalBold"/>
-                <w:rFonts w:cstheme="minorHAnsi"/>
-                <w:b w:val="0"/>
-                <w:i/>
-                <w:iCs/>
-              </w:rPr>
-              <w:t>Care(</w:t>
-            </w:r>
-            <w:proofErr w:type="gramEnd"/>
-            <w:r>
-              <w:rPr>
-                <w:rStyle w:val="NormalBold"/>
-                <w:rFonts w:cstheme="minorHAnsi"/>
-                <w:b w:val="0"/>
-                <w:i/>
-                <w:iCs/>
-              </w:rPr>
-              <w:t>PCHC)</w:t>
+              <w:t xml:space="preserve">Penobscot Community Health Care(PCHC)</w:t>
             </w:r>
           </w:p>
           <w:p>
@@ -1633,11 +1543,6 @@
                 <w:rFonts w:cstheme="minorHAnsi"/>
               </w:rPr>
               <w:t>08/2017 – 05/2018</w:t>
-            </w:r>
-            <w:r>
-              <w:rPr>
-                <w:rFonts w:cstheme="minorHAnsi"/>
-              </w:rPr>
               <w:br/>
               <w:t>Gatesville, TX</w:t>
             </w:r>
@@ -3117,21 +3022,12 @@
                 <w:rFonts w:cstheme="minorHAnsi"/>
               </w:rPr>
             </w:pPr>
-            <w:proofErr w:type="spellStart"/>
-            <w:r>
-              <w:rPr>
-                <w:rStyle w:val="NormalBold"/>
-                <w:rFonts w:cstheme="minorHAnsi"/>
-              </w:rPr>
-              <w:t>APhA</w:t>
-            </w:r>
-            <w:proofErr w:type="spellEnd"/>
-            <w:r>
-              <w:rPr>
-                <w:rStyle w:val="NormalBold"/>
-                <w:rFonts w:cstheme="minorHAnsi"/>
-              </w:rPr>
-              <w:t xml:space="preserve"> Medication Therapy Management Certification </w:t>
+            <w:r>
+              <w:rPr>
+                <w:rStyle w:val="NormalBold"/>
+                <w:rFonts w:cstheme="minorHAnsi"/>
+              </w:rPr>
+              <w:t xml:space="preserve">APhA Medication Therapy Management Certification </w:t>
             </w:r>
           </w:p>
           <w:p>
@@ -3254,21 +3150,12 @@
                 <w:rFonts w:cstheme="minorHAnsi"/>
               </w:rPr>
             </w:pPr>
-            <w:proofErr w:type="spellStart"/>
-            <w:r>
-              <w:rPr>
-                <w:rStyle w:val="NormalBold"/>
-                <w:rFonts w:cstheme="minorHAnsi"/>
-              </w:rPr>
-              <w:t>APhA</w:t>
-            </w:r>
-            <w:proofErr w:type="spellEnd"/>
-            <w:r>
-              <w:rPr>
-                <w:rStyle w:val="NormalBold"/>
-                <w:rFonts w:cstheme="minorHAnsi"/>
-              </w:rPr>
-              <w:t xml:space="preserve"> Pharmacy-Based Immunization Delivery Certified</w:t>
+            <w:r>
+              <w:rPr>
+                <w:rStyle w:val="NormalBold"/>
+                <w:rFonts w:cstheme="minorHAnsi"/>
+              </w:rPr>
+              <w:t xml:space="preserve">APhA Pharmacy-Based Immunization Delivery Certified</w:t>
             </w:r>
           </w:p>
           <w:p>
